--- a/Engineering-Mathematics/Exam/UAS_MATEMATIKA_4.docx
+++ b/Engineering-Mathematics/Exam/UAS_MATEMATIKA_4.docx
@@ -1507,6 +1507,7 @@
                 <w:tab w:val="left" w:pos="1620"/>
               </w:tabs>
               <w:spacing w:after="0"/>
+              <w:jc w:val="center"/>
               <w:rPr>
                 <w:rFonts w:ascii="Times New Roman" w:eastAsia="Arial" w:hAnsi="Times New Roman"/>
                 <w:color w:val="808080"/>
@@ -1515,6 +1516,40 @@
                 <w:lang w:val="id-ID"/>
               </w:rPr>
             </w:pPr>
+            <w:r>
+              <w:drawing>
+                <wp:inline xmlns:a="http://schemas.openxmlformats.org/drawingml/2006/main" xmlns:pic="http://schemas.openxmlformats.org/drawingml/2006/picture">
+                  <wp:extent cx="1080000" cy="959743"/>
+                  <wp:docPr id="306" name="Picture 306"/>
+                  <wp:cNvGraphicFramePr>
+                    <a:graphicFrameLocks noChangeAspect="1"/>
+                  </wp:cNvGraphicFramePr>
+                  <a:graphic>
+                    <a:graphicData uri="http://schemas.openxmlformats.org/drawingml/2006/picture">
+                      <pic:pic>
+                        <pic:nvPicPr>
+                          <pic:cNvPr id="0" name="sig_dosen_pengemban.png"/>
+                          <pic:cNvPicPr/>
+                        </pic:nvPicPr>
+                        <pic:blipFill>
+                          <a:blip r:embed="rId10"/>
+                          <a:stretch>
+                            <a:fillRect/>
+                          </a:stretch>
+                        </pic:blipFill>
+                        <pic:spPr>
+                          <a:xfrm>
+                            <a:off x="0" y="0"/>
+                            <a:ext cx="1080000" cy="959743"/>
+                          </a:xfrm>
+                          <a:prstGeom prst="rect"/>
+                        </pic:spPr>
+                      </pic:pic>
+                    </a:graphicData>
+                  </a:graphic>
+                </wp:inline>
+              </w:drawing>
+            </w:r>
           </w:p>
           <w:p>
             <w:pPr>
@@ -1531,7 +1566,22 @@
                 <w:lang w:val="id-ID"/>
               </w:rPr>
             </w:pPr>
-          </w:p>
+            <w:r>
+              <w:rPr>
+                <w:rFonts w:ascii="Times New Roman" w:eastAsia="Arial" w:hAnsi="Times New Roman"/>
+                <w:color w:val="000000" w:themeColor="text1"/>
+                <w:sz w:val="18"/>
+                <w:szCs w:val="18"/>
+                <w:lang w:val="id-ID"/>
+              </w:rPr>
+              <w:t xml:space="preserve">Dedik Romahadi, ST., M.Sc </w:t>
+            </w:r>
+          </w:p>
+        </w:tc>
+        <w:tc>
+          <w:tcPr>
+            <w:tcW w:w="4977" w:type="dxa"/>
+          </w:tcPr>
           <w:p>
             <w:pPr>
               <w:tabs>
@@ -1548,165 +1598,39 @@
               </w:rPr>
             </w:pPr>
             <w:r>
-              <w:rPr>
-                <w:rFonts w:ascii="Times New Roman" w:eastAsia="Arial" w:hAnsi="Times New Roman"/>
-                <w:color w:val="808080"/>
-                <w:sz w:val="18"/>
-                <w:szCs w:val="18"/>
-                <w:lang w:val="id-ID"/>
-              </w:rPr>
-              <w:t>Tanda Tangan</w:t>
-            </w:r>
-          </w:p>
-          <w:p>
-            <w:pPr>
-              <w:tabs>
-                <w:tab w:val="left" w:pos="1620"/>
-              </w:tabs>
-              <w:spacing w:after="0"/>
-              <w:rPr>
-                <w:rFonts w:ascii="Times New Roman" w:eastAsia="Arial" w:hAnsi="Times New Roman"/>
-                <w:color w:val="808080"/>
-                <w:sz w:val="18"/>
-                <w:szCs w:val="18"/>
-                <w:lang w:val="id-ID"/>
-              </w:rPr>
-            </w:pPr>
-          </w:p>
-          <w:p>
-            <w:pPr>
-              <w:tabs>
-                <w:tab w:val="left" w:pos="1620"/>
-              </w:tabs>
-              <w:spacing w:after="0"/>
-              <w:jc w:val="center"/>
-              <w:rPr>
-                <w:rFonts w:ascii="Times New Roman" w:eastAsia="Arial" w:hAnsi="Times New Roman"/>
-                <w:color w:val="808080"/>
-                <w:sz w:val="18"/>
-                <w:szCs w:val="18"/>
-                <w:lang w:val="id-ID"/>
-              </w:rPr>
-            </w:pPr>
-          </w:p>
-          <w:p>
-            <w:pPr>
-              <w:tabs>
-                <w:tab w:val="left" w:pos="1620"/>
-              </w:tabs>
-              <w:spacing w:after="0"/>
-              <w:jc w:val="center"/>
-              <w:rPr>
-                <w:rFonts w:ascii="Times New Roman" w:eastAsia="Arial" w:hAnsi="Times New Roman"/>
-                <w:color w:val="808080"/>
-                <w:sz w:val="18"/>
-                <w:szCs w:val="18"/>
-                <w:lang w:val="id-ID"/>
-              </w:rPr>
-            </w:pPr>
-            <w:r>
-              <w:rPr>
-                <w:rFonts w:ascii="Times New Roman" w:eastAsia="Arial" w:hAnsi="Times New Roman"/>
-                <w:color w:val="000000" w:themeColor="text1"/>
-                <w:sz w:val="18"/>
-                <w:szCs w:val="18"/>
-                <w:lang w:val="id-ID"/>
-              </w:rPr>
-              <w:t xml:space="preserve">Dedik Romahadi, ST., M.Sc </w:t>
-            </w:r>
-          </w:p>
-        </w:tc>
-        <w:tc>
-          <w:tcPr>
-            <w:tcW w:w="4977" w:type="dxa"/>
-          </w:tcPr>
-          <w:p>
-            <w:pPr>
-              <w:tabs>
-                <w:tab w:val="left" w:pos="1620"/>
-              </w:tabs>
-              <w:spacing w:after="0"/>
-              <w:rPr>
-                <w:rFonts w:ascii="Times New Roman" w:eastAsia="Arial" w:hAnsi="Times New Roman"/>
-                <w:color w:val="808080"/>
-                <w:sz w:val="18"/>
-                <w:szCs w:val="18"/>
-                <w:lang w:val="id-ID"/>
-              </w:rPr>
-            </w:pPr>
-          </w:p>
-          <w:p>
-            <w:pPr>
-              <w:tabs>
-                <w:tab w:val="left" w:pos="1620"/>
-              </w:tabs>
-              <w:spacing w:after="0"/>
-              <w:jc w:val="center"/>
-              <w:rPr>
-                <w:rFonts w:ascii="Times New Roman" w:eastAsia="Arial" w:hAnsi="Times New Roman"/>
-                <w:color w:val="808080"/>
-                <w:sz w:val="18"/>
-                <w:szCs w:val="18"/>
-                <w:lang w:val="id-ID"/>
-              </w:rPr>
-            </w:pPr>
-          </w:p>
-          <w:p>
-            <w:pPr>
-              <w:tabs>
-                <w:tab w:val="left" w:pos="1620"/>
-              </w:tabs>
-              <w:spacing w:after="0"/>
-              <w:jc w:val="center"/>
-              <w:rPr>
-                <w:rFonts w:ascii="Times New Roman" w:eastAsia="Arial" w:hAnsi="Times New Roman"/>
-                <w:color w:val="808080"/>
-                <w:sz w:val="18"/>
-                <w:szCs w:val="18"/>
-                <w:lang w:val="id-ID"/>
-              </w:rPr>
-            </w:pPr>
-            <w:r>
-              <w:rPr>
-                <w:rFonts w:ascii="Times New Roman" w:eastAsia="Arial" w:hAnsi="Times New Roman"/>
-                <w:color w:val="808080"/>
-                <w:sz w:val="18"/>
-                <w:szCs w:val="18"/>
-                <w:lang w:val="id-ID"/>
-              </w:rPr>
-              <w:t>Tanda Tangan</w:t>
-            </w:r>
-          </w:p>
-          <w:p>
-            <w:pPr>
-              <w:tabs>
-                <w:tab w:val="left" w:pos="1620"/>
-              </w:tabs>
-              <w:spacing w:after="0"/>
-              <w:rPr>
-                <w:rFonts w:ascii="Times New Roman" w:eastAsia="Arial" w:hAnsi="Times New Roman"/>
-                <w:color w:val="808080"/>
-                <w:sz w:val="18"/>
-                <w:szCs w:val="18"/>
-                <w:lang w:val="id-ID"/>
-              </w:rPr>
-            </w:pPr>
-          </w:p>
-          <w:p>
-            <w:pPr>
-              <w:tabs>
-                <w:tab w:val="left" w:pos="1620"/>
-              </w:tabs>
-              <w:spacing w:after="0"/>
-              <w:jc w:val="center"/>
-              <w:rPr>
-                <w:rFonts w:ascii="Times New Roman" w:eastAsia="Arial" w:hAnsi="Times New Roman"/>
-                <w:color w:val="808080"/>
-                <w:sz w:val="18"/>
-                <w:szCs w:val="18"/>
-                <w:lang w:val="id-ID"/>
-              </w:rPr>
-            </w:pPr>
+              <w:drawing>
+                <wp:inline xmlns:a="http://schemas.openxmlformats.org/drawingml/2006/main" xmlns:pic="http://schemas.openxmlformats.org/drawingml/2006/picture">
+                  <wp:extent cx="1080000" cy="503339"/>
+                  <wp:docPr id="307" name="Picture 307"/>
+                  <wp:cNvGraphicFramePr>
+                    <a:graphicFrameLocks noChangeAspect="1"/>
+                  </wp:cNvGraphicFramePr>
+                  <a:graphic>
+                    <a:graphicData uri="http://schemas.openxmlformats.org/drawingml/2006/picture">
+                      <pic:pic>
+                        <pic:nvPicPr>
+                          <pic:cNvPr id="0" name="sig_ketua_prodi.png"/>
+                          <pic:cNvPicPr/>
+                        </pic:nvPicPr>
+                        <pic:blipFill>
+                          <a:blip r:embed="rId11"/>
+                          <a:stretch>
+                            <a:fillRect/>
+                          </a:stretch>
+                        </pic:blipFill>
+                        <pic:spPr>
+                          <a:xfrm>
+                            <a:off x="0" y="0"/>
+                            <a:ext cx="1080000" cy="503339"/>
+                          </a:xfrm>
+                          <a:prstGeom prst="rect"/>
+                        </pic:spPr>
+                      </pic:pic>
+                    </a:graphicData>
+                  </a:graphic>
+                </wp:inline>
+              </w:drawing>
+            </w:r>
           </w:p>
           <w:p>
             <w:pPr>

--- a/Engineering-Mathematics/Exam/UAS_MATEMATIKA_4.docx
+++ b/Engineering-Mathematics/Exam/UAS_MATEMATIKA_4.docx
@@ -1500,6 +1500,7 @@
         <w:tc>
           <w:tcPr>
             <w:tcW w:w="4380" w:type="dxa"/>
+            <w:vAlign w:val="bottom"/>
           </w:tcPr>
           <w:p>
             <w:pPr>
@@ -1581,6 +1582,7 @@
         <w:tc>
           <w:tcPr>
             <w:tcW w:w="4977" w:type="dxa"/>
+            <w:vAlign w:val="bottom"/>
           </w:tcPr>
           <w:p>
             <w:pPr>
@@ -1600,7 +1602,7 @@
             <w:r>
               <w:drawing>
                 <wp:inline xmlns:a="http://schemas.openxmlformats.org/drawingml/2006/main" xmlns:pic="http://schemas.openxmlformats.org/drawingml/2006/picture">
-                  <wp:extent cx="1080000" cy="503339"/>
+                  <wp:extent cx="1800000" cy="838898"/>
                   <wp:docPr id="307" name="Picture 307"/>
                   <wp:cNvGraphicFramePr>
                     <a:graphicFrameLocks noChangeAspect="1"/>
@@ -1621,7 +1623,7 @@
                         <pic:spPr>
                           <a:xfrm>
                             <a:off x="0" y="0"/>
-                            <a:ext cx="1080000" cy="503339"/>
+                            <a:ext cx="1800000" cy="838898"/>
                           </a:xfrm>
                           <a:prstGeom prst="rect"/>
                         </pic:spPr>

--- a/Engineering-Mathematics/Exam/UAS_MATEMATIKA_4.docx
+++ b/Engineering-Mathematics/Exam/UAS_MATEMATIKA_4.docx
@@ -2511,6 +2511,15 @@
               </w:rPr>
               <w:t xml:space="preserve"> (4 desimal). Substitusi nilai N Anda.</w:t>
             </w:r>
+            <w:r>
+              <w:rPr>
+                <w:rFonts w:ascii="Times New Roman" w:hAnsi="Times New Roman"/>
+                <w:sz w:val="20"/>
+                <w:szCs w:val="20"/>
+                <w:lang w:val="id-ID"/>
+              </w:rPr>
+              <w:t xml:space="preserve"> Perhatikan Gambar 1.</w:t>
+            </w:r>
           </w:p>
           <w:p>
             <w:pPr>
@@ -2559,6 +2568,18 @@
               </w:drawing>
             </w:r>
           </w:p>
+          <w:p>
+            <w:pPr>
+              <w:jc w:val="center"/>
+            </w:pPr>
+            <w:r>
+              <w:rPr>
+                <w:i/>
+                <w:sz w:val="18"/>
+              </w:rPr>
+              <w:t xml:space="preserve">Gambar 1.</w:t>
+            </w:r>
+          </w:p>
         </w:tc>
         <w:tc>
           <w:tcPr>
@@ -4340,6 +4361,15 @@
                 <w:lang w:val="id-ID"/>
               </w:rPr>
               <w:t xml:space="preserve"> sebagai metode alternatif inversi produk transformasi.</w:t>
+            </w:r>
+            <w:r>
+              <w:rPr>
+                <w:rFonts w:ascii="Times New Roman" w:hAnsi="Times New Roman"/>
+                <w:sz w:val="20"/>
+                <w:szCs w:val="20"/>
+                <w:lang w:val="id-ID"/>
+              </w:rPr>
+              <w:t xml:space="preserve"> Perhatikan Gambar 2.</w:t>
             </w:r>
           </w:p>
           <w:p>
@@ -4389,6 +4419,18 @@
               </w:drawing>
             </w:r>
           </w:p>
+          <w:p>
+            <w:pPr>
+              <w:jc w:val="center"/>
+            </w:pPr>
+            <w:r>
+              <w:rPr>
+                <w:i/>
+                <w:sz w:val="18"/>
+              </w:rPr>
+              <w:t xml:space="preserve">Gambar 2.</w:t>
+            </w:r>
+          </w:p>
         </w:tc>
         <w:tc>
           <w:tcPr>
@@ -4530,6 +4572,15 @@
                 <w:lang w:val="id-ID"/>
               </w:rPr>
               <w:t xml:space="preserve"> (4 desimal). Substitusi nilai N Anda.</w:t>
+            </w:r>
+            <w:r>
+              <w:rPr>
+                <w:rFonts w:ascii="Times New Roman" w:hAnsi="Times New Roman"/>
+                <w:sz w:val="20"/>
+                <w:szCs w:val="20"/>
+                <w:lang w:val="id-ID"/>
+              </w:rPr>
+              <w:t xml:space="preserve"> Perhatikan Gambar 3.</w:t>
             </w:r>
           </w:p>
           <w:p>
@@ -4579,6 +4630,18 @@
               </w:drawing>
             </w:r>
           </w:p>
+          <w:p>
+            <w:pPr>
+              <w:jc w:val="center"/>
+            </w:pPr>
+            <w:r>
+              <w:rPr>
+                <w:i/>
+                <w:sz w:val="18"/>
+              </w:rPr>
+              <w:t xml:space="preserve">Gambar 3.</w:t>
+            </w:r>
+          </w:p>
         </w:tc>
         <w:tc>
           <w:tcPr>
@@ -4720,6 +4783,15 @@
                 <w:lang w:val="id-ID"/>
               </w:rPr>
               <w:t xml:space="preserve"> (5 desimal), lalu bandingkan laju peluruhan koefisien (1/n² vs 1/n pada square wave) — kaitkan dengan kehalusan fungsi.</w:t>
+            </w:r>
+            <w:r>
+              <w:rPr>
+                <w:rFonts w:ascii="Times New Roman" w:hAnsi="Times New Roman"/>
+                <w:sz w:val="20"/>
+                <w:szCs w:val="20"/>
+                <w:lang w:val="id-ID"/>
+              </w:rPr>
+              <w:t xml:space="preserve"> Perhatikan Gambar 4.</w:t>
             </w:r>
           </w:p>
           <w:p>
@@ -4769,6 +4841,18 @@
               </w:drawing>
             </w:r>
           </w:p>
+          <w:p>
+            <w:pPr>
+              <w:jc w:val="center"/>
+            </w:pPr>
+            <w:r>
+              <w:rPr>
+                <w:i/>
+                <w:sz w:val="18"/>
+              </w:rPr>
+              <w:t xml:space="preserve">Gambar 4.</w:t>
+            </w:r>
+          </w:p>
         </w:tc>
         <w:tc>
           <w:tcPr>
@@ -5166,6 +5250,15 @@
                 <w:lang w:val="id-ID"/>
               </w:rPr>
               <w:t xml:space="preserve"> di sekitar diskontinuitas square wave yang tidak hilang meskipun jumlah harmonik ditambah. Tunjukkan overshoot tersebut pada grafik partial sum dari P19.</w:t>
+            </w:r>
+            <w:r>
+              <w:rPr>
+                <w:rFonts w:ascii="Times New Roman" w:hAnsi="Times New Roman"/>
+                <w:sz w:val="20"/>
+                <w:szCs w:val="20"/>
+                <w:lang w:val="id-ID"/>
+              </w:rPr>
+              <w:t xml:space="preserve"> Perhatikan Gambar 5.</w:t>
             </w:r>
           </w:p>
           <w:p>
@@ -5213,6 +5306,18 @@
                   </a:graphic>
                 </wp:inline>
               </w:drawing>
+            </w:r>
+          </w:p>
+          <w:p>
+            <w:pPr>
+              <w:jc w:val="center"/>
+            </w:pPr>
+            <w:r>
+              <w:rPr>
+                <w:i/>
+                <w:sz w:val="18"/>
+              </w:rPr>
+              <w:t xml:space="preserve">Gambar 5.</w:t>
             </w:r>
           </w:p>
         </w:tc>

--- a/Engineering-Mathematics/Exam/UAS_MATEMATIKA_4.docx
+++ b/Engineering-Mathematics/Exam/UAS_MATEMATIKA_4.docx
@@ -2020,18 +2020,136 @@
                 <w:szCs w:val="20"/>
                 <w:lang w:val="id-ID"/>
               </w:rPr>
-              <w:t xml:space="preserve">). Struktur solusi y = y_h + y_p: tentukan y_h (akar karakteristik berulang r = −2), lalu substitusikan trial </w:t>
-            </w:r>
-            <w:r>
-              <w:rPr>
-                <w:rFonts w:ascii="Times New Roman" w:hAnsi="Times New Roman"/>
-                <w:b/>
-                <w:bCs/>
-                <w:sz w:val="20"/>
-                <w:szCs w:val="20"/>
-                <w:lang w:val="id-ID"/>
-              </w:rPr>
-              <w:t>y_p = A·eˣ</w:t>
+              <w:t xml:space="preserve">). Struktur solusi y = </w:t>
+            </w:r>
+            <w:r>
+              <w:rPr>
+                <w:rFonts w:ascii="Times New Roman" w:hAnsi="Times New Roman"/>
+                <w:sz w:val="20"/>
+                <w:szCs w:val="20"/>
+                <w:lang w:val="id-ID"/>
+              </w:rPr>
+              <w:t xml:space="preserve">y</w:t>
+            </w:r>
+            <w:r>
+              <w:rPr>
+                <w:rFonts w:ascii="Times New Roman" w:hAnsi="Times New Roman"/>
+                <w:sz w:val="20"/>
+                <w:szCs w:val="20"/>
+                <w:lang w:val="id-ID"/>
+                <w:vertAlign w:val="subscript"/>
+              </w:rPr>
+              <w:t xml:space="preserve">h</w:t>
+            </w:r>
+            <w:r>
+              <w:rPr>
+                <w:rFonts w:ascii="Times New Roman" w:hAnsi="Times New Roman"/>
+                <w:sz w:val="20"/>
+                <w:szCs w:val="20"/>
+                <w:lang w:val="id-ID"/>
+              </w:rPr>
+              <w:t xml:space="preserve"> + </w:t>
+            </w:r>
+            <w:r>
+              <w:rPr>
+                <w:rFonts w:ascii="Times New Roman" w:hAnsi="Times New Roman"/>
+                <w:sz w:val="20"/>
+                <w:szCs w:val="20"/>
+                <w:lang w:val="id-ID"/>
+              </w:rPr>
+              <w:t xml:space="preserve">y</w:t>
+            </w:r>
+            <w:r>
+              <w:rPr>
+                <w:rFonts w:ascii="Times New Roman" w:hAnsi="Times New Roman"/>
+                <w:sz w:val="20"/>
+                <w:szCs w:val="20"/>
+                <w:lang w:val="id-ID"/>
+                <w:vertAlign w:val="subscript"/>
+              </w:rPr>
+              <w:t xml:space="preserve">p</w:t>
+            </w:r>
+            <w:r>
+              <w:rPr>
+                <w:rFonts w:ascii="Times New Roman" w:hAnsi="Times New Roman"/>
+                <w:sz w:val="20"/>
+                <w:szCs w:val="20"/>
+                <w:lang w:val="id-ID"/>
+              </w:rPr>
+              <w:t xml:space="preserve">: tentukan </w:t>
+            </w:r>
+            <w:r>
+              <w:rPr>
+                <w:rFonts w:ascii="Times New Roman" w:hAnsi="Times New Roman"/>
+                <w:sz w:val="20"/>
+                <w:szCs w:val="20"/>
+                <w:lang w:val="id-ID"/>
+              </w:rPr>
+              <w:t xml:space="preserve">y</w:t>
+            </w:r>
+            <w:r>
+              <w:rPr>
+                <w:rFonts w:ascii="Times New Roman" w:hAnsi="Times New Roman"/>
+                <w:sz w:val="20"/>
+                <w:szCs w:val="20"/>
+                <w:lang w:val="id-ID"/>
+                <w:vertAlign w:val="subscript"/>
+              </w:rPr>
+              <w:t xml:space="preserve">h</w:t>
+            </w:r>
+            <w:r>
+              <w:rPr>
+                <w:rFonts w:ascii="Times New Roman" w:hAnsi="Times New Roman"/>
+                <w:sz w:val="20"/>
+                <w:szCs w:val="20"/>
+                <w:lang w:val="id-ID"/>
+              </w:rPr>
+              <w:t xml:space="preserve"> (akar karakteristik berulang r = −2), lalu substitusikan trial </w:t>
+            </w:r>
+            <w:r>
+              <w:rPr>
+                <w:rFonts w:ascii="Times New Roman" w:hAnsi="Times New Roman"/>
+                <w:b/>
+                <w:bCs/>
+                <w:sz w:val="20"/>
+                <w:szCs w:val="20"/>
+                <w:lang w:val="id-ID"/>
+              </w:rPr>
+              <w:t xml:space="preserve"/>
+            </w:r>
+            <w:r>
+              <w:rPr>
+                <w:rFonts w:ascii="Times New Roman" w:hAnsi="Times New Roman"/>
+                <w:b/>
+                <w:bCs/>
+                <w:sz w:val="20"/>
+                <w:szCs w:val="20"/>
+                <w:lang w:val="id-ID"/>
+              </w:rPr>
+              <w:t xml:space="preserve">y</w:t>
+            </w:r>
+            <w:r>
+              <w:rPr>
+                <w:rFonts w:ascii="Times New Roman" w:hAnsi="Times New Roman"/>
+                <w:b/>
+                <w:bCs/>
+                <w:sz w:val="20"/>
+                <w:szCs w:val="20"/>
+                <w:lang w:val="id-ID"/>
+                <w:vertAlign w:val="subscript"/>
+              </w:rPr>
+              <w:t xml:space="preserve">p</w:t>
+            </w:r>
+            <w:r>
+              <w:rPr>
+                <w:rFonts w:ascii="Times New Roman" w:hAnsi="Times New Roman"/>
+                <w:b/>
+                <w:bCs/>
+                <w:sz w:val="20"/>
+                <w:szCs w:val="20"/>
+                <w:lang w:val="id-ID"/>
+              </w:rPr>
+              <w:t xml:space="preserve"> = A·eˣ</w:t>
             </w:r>
             <w:r>
               <w:rPr>
@@ -2194,7 +2312,41 @@
                 <w:szCs w:val="20"/>
                 <w:lang w:val="id-ID"/>
               </w:rPr>
-              <w:t>y_p = A·x·eˣ</w:t>
+              <w:t xml:space="preserve"/>
+            </w:r>
+            <w:r>
+              <w:rPr>
+                <w:rFonts w:ascii="Times New Roman" w:hAnsi="Times New Roman"/>
+                <w:b/>
+                <w:bCs/>
+                <w:sz w:val="20"/>
+                <w:szCs w:val="20"/>
+                <w:lang w:val="id-ID"/>
+              </w:rPr>
+              <w:t xml:space="preserve">y</w:t>
+            </w:r>
+            <w:r>
+              <w:rPr>
+                <w:rFonts w:ascii="Times New Roman" w:hAnsi="Times New Roman"/>
+                <w:b/>
+                <w:bCs/>
+                <w:sz w:val="20"/>
+                <w:szCs w:val="20"/>
+                <w:lang w:val="id-ID"/>
+                <w:vertAlign w:val="subscript"/>
+              </w:rPr>
+              <w:t xml:space="preserve">p</w:t>
+            </w:r>
+            <w:r>
+              <w:rPr>
+                <w:rFonts w:ascii="Times New Roman" w:hAnsi="Times New Roman"/>
+                <w:b/>
+                <w:bCs/>
+                <w:sz w:val="20"/>
+                <w:szCs w:val="20"/>
+                <w:lang w:val="id-ID"/>
+              </w:rPr>
+              <w:t xml:space="preserve"> = A·x·eˣ</w:t>
             </w:r>
             <w:r>
               <w:rPr>
@@ -2347,7 +2499,41 @@
                 <w:szCs w:val="20"/>
                 <w:lang w:val="id-ID"/>
               </w:rPr>
-              <w:t>y_p = x·(A·sin 2x + B·cos 2x)</w:t>
+              <w:t xml:space="preserve"/>
+            </w:r>
+            <w:r>
+              <w:rPr>
+                <w:rFonts w:ascii="Times New Roman" w:hAnsi="Times New Roman"/>
+                <w:b/>
+                <w:bCs/>
+                <w:sz w:val="20"/>
+                <w:szCs w:val="20"/>
+                <w:lang w:val="id-ID"/>
+              </w:rPr>
+              <w:t xml:space="preserve">y</w:t>
+            </w:r>
+            <w:r>
+              <w:rPr>
+                <w:rFonts w:ascii="Times New Roman" w:hAnsi="Times New Roman"/>
+                <w:b/>
+                <w:bCs/>
+                <w:sz w:val="20"/>
+                <w:szCs w:val="20"/>
+                <w:lang w:val="id-ID"/>
+                <w:vertAlign w:val="subscript"/>
+              </w:rPr>
+              <w:t xml:space="preserve">p</w:t>
+            </w:r>
+            <w:r>
+              <w:rPr>
+                <w:rFonts w:ascii="Times New Roman" w:hAnsi="Times New Roman"/>
+                <w:b/>
+                <w:bCs/>
+                <w:sz w:val="20"/>
+                <w:szCs w:val="20"/>
+                <w:lang w:val="id-ID"/>
+              </w:rPr>
+              <w:t xml:space="preserve"> = x·(A·sin 2x + B·cos 2x)</w:t>
             </w:r>
             <w:r>
               <w:rPr>
@@ -2480,7 +2666,41 @@
                 <w:szCs w:val="20"/>
                 <w:lang w:val="id-ID"/>
               </w:rPr>
-              <w:t>y_p = cos(x)·ln|cos(x)| + x·sin(x)</w:t>
+              <w:t xml:space="preserve"/>
+            </w:r>
+            <w:r>
+              <w:rPr>
+                <w:rFonts w:ascii="Times New Roman" w:hAnsi="Times New Roman"/>
+                <w:b/>
+                <w:bCs/>
+                <w:sz w:val="20"/>
+                <w:szCs w:val="20"/>
+                <w:lang w:val="id-ID"/>
+              </w:rPr>
+              <w:t xml:space="preserve">y</w:t>
+            </w:r>
+            <w:r>
+              <w:rPr>
+                <w:rFonts w:ascii="Times New Roman" w:hAnsi="Times New Roman"/>
+                <w:b/>
+                <w:bCs/>
+                <w:sz w:val="20"/>
+                <w:szCs w:val="20"/>
+                <w:lang w:val="id-ID"/>
+                <w:vertAlign w:val="subscript"/>
+              </w:rPr>
+              <w:t xml:space="preserve">p</w:t>
+            </w:r>
+            <w:r>
+              <w:rPr>
+                <w:rFonts w:ascii="Times New Roman" w:hAnsi="Times New Roman"/>
+                <w:b/>
+                <w:bCs/>
+                <w:sz w:val="20"/>
+                <w:szCs w:val="20"/>
+                <w:lang w:val="id-ID"/>
+              </w:rPr>
+              <w:t xml:space="preserve"> = cos(x)·ln|cos(x)| + x·sin(x)</w:t>
             </w:r>
             <w:r>
               <w:rPr>
@@ -2500,7 +2720,41 @@
                 <w:szCs w:val="20"/>
                 <w:lang w:val="id-ID"/>
               </w:rPr>
-              <w:t>y_p pada x = 0.1 + 0.05·(N mod 10)</w:t>
+              <w:t xml:space="preserve"/>
+            </w:r>
+            <w:r>
+              <w:rPr>
+                <w:rFonts w:ascii="Times New Roman" w:hAnsi="Times New Roman"/>
+                <w:b/>
+                <w:bCs/>
+                <w:sz w:val="20"/>
+                <w:szCs w:val="20"/>
+                <w:lang w:val="id-ID"/>
+              </w:rPr>
+              <w:t xml:space="preserve">y</w:t>
+            </w:r>
+            <w:r>
+              <w:rPr>
+                <w:rFonts w:ascii="Times New Roman" w:hAnsi="Times New Roman"/>
+                <w:b/>
+                <w:bCs/>
+                <w:sz w:val="20"/>
+                <w:szCs w:val="20"/>
+                <w:lang w:val="id-ID"/>
+                <w:vertAlign w:val="subscript"/>
+              </w:rPr>
+              <w:t xml:space="preserve">p</w:t>
+            </w:r>
+            <w:r>
+              <w:rPr>
+                <w:rFonts w:ascii="Times New Roman" w:hAnsi="Times New Roman"/>
+                <w:b/>
+                <w:bCs/>
+                <w:sz w:val="20"/>
+                <w:szCs w:val="20"/>
+                <w:lang w:val="id-ID"/>
+              </w:rPr>
+              <w:t xml:space="preserve"> pada x = 0.1 + 0.05·(N mod 10)</w:t>
             </w:r>
             <w:r>
               <w:rPr>
@@ -2681,7 +2935,19 @@
                 <w:szCs w:val="20"/>
                 <w:lang w:val="id-ID"/>
               </w:rPr>
-              <w:t>y₁ = e^(−x)</w:t>
+              <w:t xml:space="preserve">y₁ = e</w:t>
+            </w:r>
+            <w:r>
+              <w:rPr>
+                <w:rFonts w:ascii="Times New Roman" w:hAnsi="Times New Roman"/>
+                <w:b/>
+                <w:bCs/>
+                <w:sz w:val="20"/>
+                <w:szCs w:val="20"/>
+                <w:lang w:val="id-ID"/>
+                <w:vertAlign w:val="superscript"/>
+              </w:rPr>
+              <w:t xml:space="preserve">−x</w:t>
             </w:r>
             <w:r>
               <w:rPr>
@@ -2721,7 +2987,30 @@
                 <w:szCs w:val="20"/>
                 <w:lang w:val="id-ID"/>
               </w:rPr>
-              <w:t>y₂ = y₁·∫(e^(−∫p dx)/y₁²) dx</w:t>
+              <w:t xml:space="preserve">y₂ = y₁·∫(e</w:t>
+            </w:r>
+            <w:r>
+              <w:rPr>
+                <w:rFonts w:ascii="Times New Roman" w:hAnsi="Times New Roman"/>
+                <w:b/>
+                <w:bCs/>
+                <w:sz w:val="20"/>
+                <w:szCs w:val="20"/>
+                <w:lang w:val="id-ID"/>
+                <w:vertAlign w:val="superscript"/>
+              </w:rPr>
+              <w:t xml:space="preserve">−∫p dx</w:t>
+            </w:r>
+            <w:r>
+              <w:rPr>
+                <w:rFonts w:ascii="Times New Roman" w:hAnsi="Times New Roman"/>
+                <w:b/>
+                <w:bCs/>
+                <w:sz w:val="20"/>
+                <w:szCs w:val="20"/>
+                <w:lang w:val="id-ID"/>
+              </w:rPr>
+              <w:t xml:space="preserve">/y₁²) dx</w:t>
             </w:r>
             <w:r>
               <w:rPr>
@@ -2741,7 +3030,19 @@
                 <w:szCs w:val="20"/>
                 <w:lang w:val="id-ID"/>
               </w:rPr>
-              <w:t>y₂ = x·e^(−x)</w:t>
+              <w:t xml:space="preserve">y₂ = x·e</w:t>
+            </w:r>
+            <w:r>
+              <w:rPr>
+                <w:rFonts w:ascii="Times New Roman" w:hAnsi="Times New Roman"/>
+                <w:b/>
+                <w:bCs/>
+                <w:sz w:val="20"/>
+                <w:szCs w:val="20"/>
+                <w:lang w:val="id-ID"/>
+                <w:vertAlign w:val="superscript"/>
+              </w:rPr>
+              <w:t xml:space="preserve">−x</w:t>
             </w:r>
             <w:r>
               <w:rPr>
@@ -2854,7 +3155,53 @@
                 <w:szCs w:val="20"/>
                 <w:lang w:val="id-ID"/>
               </w:rPr>
-              <w:t>1/(D−a)·e^(5x) = e^(5x)/(5−a)</w:t>
+              <w:t xml:space="preserve">1/(D−a)·e</w:t>
+            </w:r>
+            <w:r>
+              <w:rPr>
+                <w:rFonts w:ascii="Times New Roman" w:hAnsi="Times New Roman"/>
+                <w:b/>
+                <w:bCs/>
+                <w:sz w:val="20"/>
+                <w:szCs w:val="20"/>
+                <w:lang w:val="id-ID"/>
+                <w:vertAlign w:val="superscript"/>
+              </w:rPr>
+              <w:t xml:space="preserve">5x</w:t>
+            </w:r>
+            <w:r>
+              <w:rPr>
+                <w:rFonts w:ascii="Times New Roman" w:hAnsi="Times New Roman"/>
+                <w:b/>
+                <w:bCs/>
+                <w:sz w:val="20"/>
+                <w:szCs w:val="20"/>
+                <w:lang w:val="id-ID"/>
+              </w:rPr>
+              <w:t xml:space="preserve"> = e</w:t>
+            </w:r>
+            <w:r>
+              <w:rPr>
+                <w:rFonts w:ascii="Times New Roman" w:hAnsi="Times New Roman"/>
+                <w:b/>
+                <w:bCs/>
+                <w:sz w:val="20"/>
+                <w:szCs w:val="20"/>
+                <w:lang w:val="id-ID"/>
+                <w:vertAlign w:val="superscript"/>
+              </w:rPr>
+              <w:t xml:space="preserve">5x</w:t>
+            </w:r>
+            <w:r>
+              <w:rPr>
+                <w:rFonts w:ascii="Times New Roman" w:hAnsi="Times New Roman"/>
+                <w:b/>
+                <w:bCs/>
+                <w:sz w:val="20"/>
+                <w:szCs w:val="20"/>
+                <w:lang w:val="id-ID"/>
+              </w:rPr>
+              <w:t xml:space="preserve">/(5−a)</w:t>
             </w:r>
             <w:r>
               <w:rPr>
@@ -3007,7 +3354,42 @@
                 <w:szCs w:val="20"/>
                 <w:lang w:val="id-ID"/>
               </w:rPr>
-              <w:t>1/(D−a)·e^(ax) = x·e^(ax)</w:t>
+              <w:t xml:space="preserve">1/(D−a)·e</w:t>
+            </w:r>
+            <w:r>
+              <w:rPr>
+                <w:rFonts w:ascii="Times New Roman" w:hAnsi="Times New Roman"/>
+                <w:b/>
+                <w:bCs/>
+                <w:sz w:val="20"/>
+                <w:szCs w:val="20"/>
+                <w:lang w:val="id-ID"/>
+                <w:vertAlign w:val="superscript"/>
+              </w:rPr>
+              <w:t xml:space="preserve">ax</w:t>
+            </w:r>
+            <w:r>
+              <w:rPr>
+                <w:rFonts w:ascii="Times New Roman" w:hAnsi="Times New Roman"/>
+                <w:b/>
+                <w:bCs/>
+                <w:sz w:val="20"/>
+                <w:szCs w:val="20"/>
+                <w:lang w:val="id-ID"/>
+              </w:rPr>
+              <w:t xml:space="preserve"> = x·e</w:t>
+            </w:r>
+            <w:r>
+              <w:rPr>
+                <w:rFonts w:ascii="Times New Roman" w:hAnsi="Times New Roman"/>
+                <w:b/>
+                <w:bCs/>
+                <w:sz w:val="20"/>
+                <w:szCs w:val="20"/>
+                <w:lang w:val="id-ID"/>
+                <w:vertAlign w:val="superscript"/>
+              </w:rPr>
+              <w:t xml:space="preserve">ax</w:t>
             </w:r>
             <w:r>
               <w:rPr>
@@ -3120,7 +3502,30 @@
                 <w:szCs w:val="20"/>
                 <w:lang w:val="id-ID"/>
               </w:rPr>
-              <w:t>L_a</w:t>
+              <w:t xml:space="preserve"/>
+            </w:r>
+            <w:r>
+              <w:rPr>
+                <w:rFonts w:ascii="Times New Roman" w:hAnsi="Times New Roman"/>
+                <w:b/>
+                <w:bCs/>
+                <w:sz w:val="20"/>
+                <w:szCs w:val="20"/>
+                <w:lang w:val="id-ID"/>
+              </w:rPr>
+              <w:t xml:space="preserve">L</w:t>
+            </w:r>
+            <w:r>
+              <w:rPr>
+                <w:rFonts w:ascii="Times New Roman" w:hAnsi="Times New Roman"/>
+                <w:b/>
+                <w:bCs/>
+                <w:sz w:val="20"/>
+                <w:szCs w:val="20"/>
+                <w:lang w:val="id-ID"/>
+                <w:vertAlign w:val="subscript"/>
+              </w:rPr>
+              <w:t xml:space="preserve">a</w:t>
             </w:r>
             <w:r>
               <w:rPr>
@@ -3140,7 +3545,30 @@
                 <w:szCs w:val="20"/>
                 <w:lang w:val="id-ID"/>
               </w:rPr>
-              <w:t>r(x) = e^(2x)·cos(3x)</w:t>
+              <w:t xml:space="preserve">r(x) = e</w:t>
+            </w:r>
+            <w:r>
+              <w:rPr>
+                <w:rFonts w:ascii="Times New Roman" w:hAnsi="Times New Roman"/>
+                <w:b/>
+                <w:bCs/>
+                <w:sz w:val="20"/>
+                <w:szCs w:val="20"/>
+                <w:lang w:val="id-ID"/>
+                <w:vertAlign w:val="superscript"/>
+              </w:rPr>
+              <w:t xml:space="preserve">2x</w:t>
+            </w:r>
+            <w:r>
+              <w:rPr>
+                <w:rFonts w:ascii="Times New Roman" w:hAnsi="Times New Roman"/>
+                <w:b/>
+                <w:bCs/>
+                <w:sz w:val="20"/>
+                <w:szCs w:val="20"/>
+                <w:lang w:val="id-ID"/>
+              </w:rPr>
+              <w:t xml:space="preserve">·cos(3x)</w:t>
             </w:r>
             <w:r>
               <w:rPr>
@@ -3180,7 +3608,41 @@
                 <w:szCs w:val="20"/>
                 <w:lang w:val="id-ID"/>
               </w:rPr>
-              <w:t>L_a = D² − 4D + 13</w:t>
+              <w:t xml:space="preserve"/>
+            </w:r>
+            <w:r>
+              <w:rPr>
+                <w:rFonts w:ascii="Times New Roman" w:hAnsi="Times New Roman"/>
+                <w:b/>
+                <w:bCs/>
+                <w:sz w:val="20"/>
+                <w:szCs w:val="20"/>
+                <w:lang w:val="id-ID"/>
+              </w:rPr>
+              <w:t xml:space="preserve">L</w:t>
+            </w:r>
+            <w:r>
+              <w:rPr>
+                <w:rFonts w:ascii="Times New Roman" w:hAnsi="Times New Roman"/>
+                <w:b/>
+                <w:bCs/>
+                <w:sz w:val="20"/>
+                <w:szCs w:val="20"/>
+                <w:lang w:val="id-ID"/>
+                <w:vertAlign w:val="subscript"/>
+              </w:rPr>
+              <w:t xml:space="preserve">a</w:t>
+            </w:r>
+            <w:r>
+              <w:rPr>
+                <w:rFonts w:ascii="Times New Roman" w:hAnsi="Times New Roman"/>
+                <w:b/>
+                <w:bCs/>
+                <w:sz w:val="20"/>
+                <w:szCs w:val="20"/>
+                <w:lang w:val="id-ID"/>
+              </w:rPr>
+              <w:t xml:space="preserve"> = D² − 4D + 13</w:t>
             </w:r>
             <w:r>
               <w:rPr>
@@ -3466,7 +3928,19 @@
                 <w:szCs w:val="20"/>
                 <w:lang w:val="id-ID"/>
               </w:rPr>
-              <w:t>y = (C₁ + C₂·x)·e^(−x)</w:t>
+              <w:t xml:space="preserve">y = (C₁ + C₂·x)·e</w:t>
+            </w:r>
+            <w:r>
+              <w:rPr>
+                <w:rFonts w:ascii="Times New Roman" w:hAnsi="Times New Roman"/>
+                <w:b/>
+                <w:bCs/>
+                <w:sz w:val="20"/>
+                <w:szCs w:val="20"/>
+                <w:lang w:val="id-ID"/>
+                <w:vertAlign w:val="superscript"/>
+              </w:rPr>
+              <w:t xml:space="preserve">−x</w:t>
             </w:r>
             <w:r>
               <w:rPr>
@@ -3609,7 +4083,30 @@
                 <w:szCs w:val="20"/>
                 <w:lang w:val="id-ID"/>
               </w:rPr>
-              <w:t>L{t·e^(at)} = 1/(s−a)²</w:t>
+              <w:t xml:space="preserve">L{t·e</w:t>
+            </w:r>
+            <w:r>
+              <w:rPr>
+                <w:rFonts w:ascii="Times New Roman" w:hAnsi="Times New Roman"/>
+                <w:b/>
+                <w:bCs/>
+                <w:sz w:val="20"/>
+                <w:szCs w:val="20"/>
+                <w:lang w:val="id-ID"/>
+                <w:vertAlign w:val="superscript"/>
+              </w:rPr>
+              <w:t xml:space="preserve">at</w:t>
+            </w:r>
+            <w:r>
+              <w:rPr>
+                <w:rFonts w:ascii="Times New Roman" w:hAnsi="Times New Roman"/>
+                <w:b/>
+                <w:bCs/>
+                <w:sz w:val="20"/>
+                <w:szCs w:val="20"/>
+                <w:lang w:val="id-ID"/>
+              </w:rPr>
+              <w:t xml:space="preserve">} = 1/(s−a)²</w:t>
             </w:r>
             <w:r>
               <w:rPr>
@@ -3832,7 +4329,19 @@
                 <w:szCs w:val="20"/>
                 <w:lang w:val="id-ID"/>
               </w:rPr>
-              <w:t>y(t) = y(0)·e^(−3t)</w:t>
+              <w:t xml:space="preserve">y(t) = y(0)·e</w:t>
+            </w:r>
+            <w:r>
+              <w:rPr>
+                <w:rFonts w:ascii="Times New Roman" w:hAnsi="Times New Roman"/>
+                <w:b/>
+                <w:bCs/>
+                <w:sz w:val="20"/>
+                <w:szCs w:val="20"/>
+                <w:lang w:val="id-ID"/>
+                <w:vertAlign w:val="superscript"/>
+              </w:rPr>
+              <w:t xml:space="preserve">−3t</w:t>
             </w:r>
             <w:r>
               <w:rPr>
@@ -3975,7 +4484,30 @@
                 <w:szCs w:val="20"/>
                 <w:lang w:val="id-ID"/>
               </w:rPr>
-              <w:t>L{u(t−a)·sin(t−a)} = e^(−as)/(s²+1)</w:t>
+              <w:t xml:space="preserve">L{u(t−a)·sin(t−a)} = e</w:t>
+            </w:r>
+            <w:r>
+              <w:rPr>
+                <w:rFonts w:ascii="Times New Roman" w:hAnsi="Times New Roman"/>
+                <w:b/>
+                <w:bCs/>
+                <w:sz w:val="20"/>
+                <w:szCs w:val="20"/>
+                <w:lang w:val="id-ID"/>
+                <w:vertAlign w:val="superscript"/>
+              </w:rPr>
+              <w:t xml:space="preserve">−as</w:t>
+            </w:r>
+            <w:r>
+              <w:rPr>
+                <w:rFonts w:ascii="Times New Roman" w:hAnsi="Times New Roman"/>
+                <w:b/>
+                <w:bCs/>
+                <w:sz w:val="20"/>
+                <w:szCs w:val="20"/>
+                <w:lang w:val="id-ID"/>
+              </w:rPr>
+              <w:t xml:space="preserve">/(s²+1)</w:t>
             </w:r>
             <w:r>
               <w:rPr>
@@ -4024,7 +4556,26 @@
                 <w:szCs w:val="20"/>
                 <w:lang w:val="id-ID"/>
               </w:rPr>
-              <w:t xml:space="preserve"> (= e^(−a)/2, 4 desimal). Substitusi nilai N Anda.</w:t>
+              <w:t xml:space="preserve"> (= e</w:t>
+            </w:r>
+            <w:r>
+              <w:rPr>
+                <w:rFonts w:ascii="Times New Roman" w:hAnsi="Times New Roman"/>
+                <w:sz w:val="20"/>
+                <w:szCs w:val="20"/>
+                <w:lang w:val="id-ID"/>
+                <w:vertAlign w:val="superscript"/>
+              </w:rPr>
+              <w:t xml:space="preserve">−a</w:t>
+            </w:r>
+            <w:r>
+              <w:rPr>
+                <w:rFonts w:ascii="Times New Roman" w:hAnsi="Times New Roman"/>
+                <w:sz w:val="20"/>
+                <w:szCs w:val="20"/>
+                <w:lang w:val="id-ID"/>
+              </w:rPr>
+              <w:t xml:space="preserve">/2, 4 desimal). Substitusi nilai N Anda.</w:t>
             </w:r>
           </w:p>
         </w:tc>
@@ -4311,7 +4862,30 @@
                 <w:szCs w:val="20"/>
                 <w:lang w:val="id-ID"/>
               </w:rPr>
-              <w:t>L⁻¹{e^(−as)/(s²+1)} = u(t−a)·sin(t−a)</w:t>
+              <w:t xml:space="preserve">L⁻¹{e</w:t>
+            </w:r>
+            <w:r>
+              <w:rPr>
+                <w:rFonts w:ascii="Times New Roman" w:hAnsi="Times New Roman"/>
+                <w:b/>
+                <w:bCs/>
+                <w:sz w:val="20"/>
+                <w:szCs w:val="20"/>
+                <w:lang w:val="id-ID"/>
+                <w:vertAlign w:val="superscript"/>
+              </w:rPr>
+              <w:t xml:space="preserve">−as</w:t>
+            </w:r>
+            <w:r>
+              <w:rPr>
+                <w:rFonts w:ascii="Times New Roman" w:hAnsi="Times New Roman"/>
+                <w:b/>
+                <w:bCs/>
+                <w:sz w:val="20"/>
+                <w:szCs w:val="20"/>
+                <w:lang w:val="id-ID"/>
+              </w:rPr>
+              <w:t xml:space="preserve">/(s²+1)} = u(t−a)·sin(t−a)</w:t>
             </w:r>
             <w:r>
               <w:rPr>
